--- a/Week2/Healthcare Analysis WEEK2.docx
+++ b/Week2/Healthcare Analysis WEEK2.docx
@@ -1343,25 +1343,15 @@
           <w:sz w:val="20"/>
         </w:rPr>
       </w:pPr>
-    </w:p>
-    <w:p>
-      <w:pPr>
-        <w:pStyle w:val="ListParagraph"/>
-        <w:rPr>
-          <w:rFonts w:ascii="Algerian" w:hAnsi="Algerian" w:cstheme="minorHAnsi"/>
-          <w:sz w:val="20"/>
-        </w:rPr>
-      </w:pPr>
-      <w:r>
-        <w:rPr>
-          <w:rFonts w:ascii="Algerian" w:hAnsi="Algerian" w:cstheme="minorHAnsi"/>
-          <w:sz w:val="20"/>
+      <w:r>
+        <w:rPr>
+          <w:noProof/>
         </w:rPr>
         <w:lastRenderedPageBreak/>
         <w:drawing>
-          <wp:inline distT="0" distB="0" distL="0" distR="0" wp14:anchorId="6F0C08FC" wp14:editId="06522A2D">
-            <wp:extent cx="4991100" cy="8039100"/>
-            <wp:effectExtent l="0" t="0" r="0" b="0"/>
+          <wp:inline distT="0" distB="0" distL="0" distR="0" wp14:anchorId="78924C58" wp14:editId="2100DE8A">
+            <wp:extent cx="5943600" cy="7955280"/>
+            <wp:effectExtent l="0" t="0" r="0" b="7620"/>
             <wp:docPr id="5" name="Picture 5"/>
             <wp:cNvGraphicFramePr>
               <a:graphicFrameLocks xmlns:a="http://schemas.openxmlformats.org/drawingml/2006/main" noChangeAspect="1"/>
@@ -1370,23 +1360,36 @@
               <a:graphicData uri="http://schemas.openxmlformats.org/drawingml/2006/picture">
                 <pic:pic xmlns:pic="http://schemas.openxmlformats.org/drawingml/2006/picture">
                   <pic:nvPicPr>
-                    <pic:cNvPr id="1" name=""/>
-                    <pic:cNvPicPr/>
+                    <pic:cNvPr id="0" name="Picture 1"/>
+                    <pic:cNvPicPr>
+                      <a:picLocks noChangeAspect="1" noChangeArrowheads="1"/>
+                    </pic:cNvPicPr>
                   </pic:nvPicPr>
                   <pic:blipFill>
-                    <a:blip r:embed="rId8"/>
+                    <a:blip r:embed="rId8">
+                      <a:extLst>
+                        <a:ext uri="{28A0092B-C50C-407E-A947-70E740481C1C}">
+                          <a14:useLocalDpi xmlns:a14="http://schemas.microsoft.com/office/drawing/2010/main" val="0"/>
+                        </a:ext>
+                      </a:extLst>
+                    </a:blip>
+                    <a:srcRect/>
                     <a:stretch>
                       <a:fillRect/>
                     </a:stretch>
                   </pic:blipFill>
-                  <pic:spPr>
+                  <pic:spPr bwMode="auto">
                     <a:xfrm>
                       <a:off x="0" y="0"/>
-                      <a:ext cx="4991799" cy="8040226"/>
+                      <a:ext cx="5943600" cy="7955280"/>
                     </a:xfrm>
                     <a:prstGeom prst="rect">
                       <a:avLst/>
                     </a:prstGeom>
+                    <a:noFill/>
+                    <a:ln>
+                      <a:noFill/>
+                    </a:ln>
                   </pic:spPr>
                 </pic:pic>
               </a:graphicData>
